--- a/descargas/Formacion-Claude-completa.docx
+++ b/descargas/Formacion-Claude-completa.docx
@@ -2281,7 +2281,7 @@
                 <w:sz w:val="19"/>
                 <w:szCs w:val="19"/>
               </w:rPr>
-              <w:t xml:space="preserve">, todo en PDF y Word.</w:t>
+              <w:t xml:space="preserve">, todo en PDF, Word y PowerPoint.</w:t>
             </w:r>
           </w:p>
         </w:tc>

--- a/descargas/Formacion-Claude-completa.docx
+++ b/descargas/Formacion-Claude-completa.docx
@@ -2333,7 +2333,7 @@
               <w:spacing w:after="0" w:line="290"/>
             </w:pPr>
             <w:r>
-              <w:t xml:space="preserve">Diego prometió pasar su presentación, y Rubén ofreció la transcripción completa de la sesión a quien se la pida.</w:t>
+              <w:t xml:space="preserve">La presentación que proyectó Diego está en Descargas, en PDF y PowerPoint. Rubén ofreció además la transcripción completa de la sesión a quien se la pida.</w:t>
             </w:r>
           </w:p>
         </w:tc>
